--- a/por/docx/63.content.docx
+++ b/por/docx/63.content.docx
@@ -19,7 +19,7 @@
         <w:rPr>
           <w:lang w:val="pt_PT" w:bidi="pt_PT"/>
         </w:rPr>
-        <w:t>Resource: Notas de Estudo - Introduções aos Livros (Tyndale)</w:t>
+        <w:t>Resource: Tyndale Open Study Notes</w:t>
       </w:r>
       <w:r>
         <w:rPr>
@@ -112,7 +112,7 @@
         <w:rPr>
           <w:lang w:val="pt_PT" w:bidi="pt_PT"/>
         </w:rPr>
-        <w:t>Notas de Estudo - Introduções aos Livros (Tyndale)</w:t>
+        <w:t>Tyndale Open Study Notes</w:t>
       </w:r>
     </w:p>
     <w:p>

--- a/por/docx/63.content.docx
+++ b/por/docx/63.content.docx
@@ -19,7 +19,7 @@
         <w:rPr>
           <w:lang w:val="pt_PT" w:bidi="pt_PT"/>
         </w:rPr>
-        <w:t>Resource: Tyndale Open Study Notes</w:t>
+        <w:t>Resource: Aquifer Open Study Notes (Book Intros)</w:t>
       </w:r>
       <w:r>
         <w:rPr>
@@ -112,7 +112,7 @@
         <w:rPr>
           <w:lang w:val="pt_PT" w:bidi="pt_PT"/>
         </w:rPr>
-        <w:t>Tyndale Open Study Notes</w:t>
+        <w:t>Aquifer Open Study Notes (Book Intros)</w:t>
       </w:r>
     </w:p>
     <w:p>

--- a/por/docx/63.content.docx
+++ b/por/docx/63.content.docx
@@ -295,36 +295,24 @@
         </w:rPr>
         <w:t>Esta carta pessoal começa com uma saudação (</w:t>
       </w:r>
-      <w:hyperlink r:id="rId13">
-        <w:r>
-          <w:rPr>
-            <w:lang w:val="pt_PT" w:bidi="pt_PT"/>
-          </w:rPr>
-          <w:rPr>
-            <w:color w:val="0000EE"/>
-            <w:u w:val="single"/>
-          </w:rPr>
-          <w:t>1.1–3</w:t>
-        </w:r>
-      </w:hyperlink>
+      <w:r>
+        <w:rPr>
+          <w:lang w:val="pt_PT" w:bidi="pt_PT"/>
+        </w:rPr>
+        <w:t>1.1–3</w:t>
+      </w:r>
       <w:r>
         <w:rPr>
           <w:lang w:val="pt_PT" w:bidi="pt_PT"/>
         </w:rPr>
         <w:t>) e depois declara os desejos do autor (</w:t>
       </w:r>
-      <w:hyperlink r:id="rId14">
-        <w:r>
-          <w:rPr>
-            <w:lang w:val="pt_PT" w:bidi="pt_PT"/>
-          </w:rPr>
-          <w:rPr>
-            <w:color w:val="0000EE"/>
-            <w:u w:val="single"/>
-          </w:rPr>
-          <w:t>1.4–11</w:t>
-        </w:r>
-      </w:hyperlink>
+      <w:r>
+        <w:rPr>
+          <w:lang w:val="pt_PT" w:bidi="pt_PT"/>
+        </w:rPr>
+        <w:t>1.4–11</w:t>
+      </w:r>
       <w:r>
         <w:rPr>
           <w:lang w:val="pt_PT" w:bidi="pt_PT"/>
@@ -356,18 +344,12 @@
         </w:rPr>
         <w:t>Alguns estudiosos acreditam que o João que escreveu esta carta (</w:t>
       </w:r>
-      <w:hyperlink r:id="rId15">
-        <w:r>
-          <w:rPr>
-            <w:lang w:val="pt_PT" w:bidi="pt_PT"/>
-          </w:rPr>
-          <w:rPr>
-            <w:color w:val="0000EE"/>
-            <w:u w:val="single"/>
-          </w:rPr>
-          <w:t>1.1</w:t>
-        </w:r>
-      </w:hyperlink>
+      <w:r>
+        <w:rPr>
+          <w:lang w:val="pt_PT" w:bidi="pt_PT"/>
+        </w:rPr>
+        <w:t>1.1</w:t>
+      </w:r>
       <w:r>
         <w:rPr>
           <w:lang w:val="pt_PT" w:bidi="pt_PT"/>
@@ -411,36 +393,24 @@
         </w:rPr>
         <w:t>Os destinatários de 2 João foram identificados como uma “senhora eleita e... seus filhos” (</w:t>
       </w:r>
-      <w:hyperlink r:id="rId15">
-        <w:r>
-          <w:rPr>
-            <w:lang w:val="pt_PT" w:bidi="pt_PT"/>
-          </w:rPr>
-          <w:rPr>
-            <w:color w:val="0000EE"/>
-            <w:u w:val="single"/>
-          </w:rPr>
-          <w:t>1.1</w:t>
-        </w:r>
-      </w:hyperlink>
+      <w:r>
+        <w:rPr>
+          <w:lang w:val="pt_PT" w:bidi="pt_PT"/>
+        </w:rPr>
+        <w:t>1.1</w:t>
+      </w:r>
       <w:r>
         <w:rPr>
           <w:lang w:val="pt_PT" w:bidi="pt_PT"/>
         </w:rPr>
         <w:t xml:space="preserve">). Isso pode se referir a uma mulher específica chamada Kyria e seus filhos biológicos (a palavra grega kyria, “senhora”, pode ser um nome próprio). No entanto, é provável que João estivesse falando sobre uma igreja local específica (“a senhora eleita”) e seus membros individuais (“seus filhos”; cp. </w:t>
       </w:r>
-      <w:hyperlink r:id="rId16">
-        <w:r>
-          <w:rPr>
-            <w:lang w:val="pt_PT" w:bidi="pt_PT"/>
-          </w:rPr>
-          <w:rPr>
-            <w:color w:val="0000EE"/>
-            <w:u w:val="single"/>
-          </w:rPr>
-          <w:t>1Pe 5.13</w:t>
-        </w:r>
-      </w:hyperlink>
+      <w:r>
+        <w:rPr>
+          <w:lang w:val="pt_PT" w:bidi="pt_PT"/>
+        </w:rPr>
+        <w:t>1Pe 5.13</w:t>
+      </w:r>
       <w:r>
         <w:rPr>
           <w:lang w:val="pt_PT" w:bidi="pt_PT"/>
@@ -472,36 +442,24 @@
         </w:rPr>
         <w:t>A mensagem de 2 João é dupla. Primeiro, os membros da comunidade cristã devem amar uns aos outros (</w:t>
       </w:r>
-      <w:hyperlink r:id="rId17">
-        <w:r>
-          <w:rPr>
-            <w:lang w:val="pt_PT" w:bidi="pt_PT"/>
-          </w:rPr>
-          <w:rPr>
-            <w:color w:val="0000EE"/>
-            <w:u w:val="single"/>
-          </w:rPr>
-          <w:t>1.5</w:t>
-        </w:r>
-      </w:hyperlink>
+      <w:r>
+        <w:rPr>
+          <w:lang w:val="pt_PT" w:bidi="pt_PT"/>
+        </w:rPr>
+        <w:t>1.5</w:t>
+      </w:r>
       <w:r>
         <w:rPr>
           <w:lang w:val="pt_PT" w:bidi="pt_PT"/>
         </w:rPr>
         <w:t>). A manifestação desse amor segue os mandamentos de Jesus (</w:t>
       </w:r>
-      <w:hyperlink r:id="rId18">
-        <w:r>
-          <w:rPr>
-            <w:lang w:val="pt_PT" w:bidi="pt_PT"/>
-          </w:rPr>
-          <w:rPr>
-            <w:color w:val="0000EE"/>
-            <w:u w:val="single"/>
-          </w:rPr>
-          <w:t>1.6</w:t>
-        </w:r>
-      </w:hyperlink>
+      <w:r>
+        <w:rPr>
+          <w:lang w:val="pt_PT" w:bidi="pt_PT"/>
+        </w:rPr>
+        <w:t>1.6</w:t>
+      </w:r>
       <w:r>
         <w:rPr>
           <w:lang w:val="pt_PT" w:bidi="pt_PT"/>
@@ -522,126 +480,84 @@
         </w:rPr>
         <w:t>Muitas das epístolas do Novo Testamento foram escritas, pelo menos em parte, para lidar com alguma forma de ensino herético. Isso é verdade para várias das cartas de Paulo: Gálatas (</w:t>
       </w:r>
-      <w:hyperlink r:id="rId19">
-        <w:r>
-          <w:rPr>
-            <w:lang w:val="pt_PT" w:bidi="pt_PT"/>
-          </w:rPr>
-          <w:rPr>
-            <w:color w:val="0000EE"/>
-            <w:u w:val="single"/>
-          </w:rPr>
-          <w:t>Gl 1.6</w:t>
-        </w:r>
-      </w:hyperlink>
+      <w:r>
+        <w:rPr>
+          <w:lang w:val="pt_PT" w:bidi="pt_PT"/>
+        </w:rPr>
+        <w:t>Gl 1.6</w:t>
+      </w:r>
       <w:r>
         <w:rPr>
           <w:lang w:val="pt_PT" w:bidi="pt_PT"/>
         </w:rPr>
         <w:t>), Colossenses (</w:t>
       </w:r>
-      <w:hyperlink r:id="rId20">
-        <w:r>
-          <w:rPr>
-            <w:lang w:val="pt_PT" w:bidi="pt_PT"/>
-          </w:rPr>
-          <w:rPr>
-            <w:color w:val="0000EE"/>
-            <w:u w:val="single"/>
-          </w:rPr>
-          <w:t>Cl 2.16–23</w:t>
-        </w:r>
-      </w:hyperlink>
+      <w:r>
+        <w:rPr>
+          <w:lang w:val="pt_PT" w:bidi="pt_PT"/>
+        </w:rPr>
+        <w:t>Cl 2.16–23</w:t>
+      </w:r>
       <w:r>
         <w:rPr>
           <w:lang w:val="pt_PT" w:bidi="pt_PT"/>
         </w:rPr>
         <w:t>), 2 Tessalonicenses (</w:t>
       </w:r>
-      <w:hyperlink r:id="rId21">
-        <w:r>
-          <w:rPr>
-            <w:lang w:val="pt_PT" w:bidi="pt_PT"/>
-          </w:rPr>
-          <w:rPr>
-            <w:color w:val="0000EE"/>
-            <w:u w:val="single"/>
-          </w:rPr>
-          <w:t>2Ts 2.1–3</w:t>
-        </w:r>
-      </w:hyperlink>
+      <w:r>
+        <w:rPr>
+          <w:lang w:val="pt_PT" w:bidi="pt_PT"/>
+        </w:rPr>
+        <w:t>2Ts 2.1–3</w:t>
+      </w:r>
       <w:r>
         <w:rPr>
           <w:lang w:val="pt_PT" w:bidi="pt_PT"/>
         </w:rPr>
         <w:t>) e 1 Timóteo (</w:t>
       </w:r>
-      <w:hyperlink r:id="rId22">
-        <w:r>
-          <w:rPr>
-            <w:lang w:val="pt_PT" w:bidi="pt_PT"/>
-          </w:rPr>
-          <w:rPr>
-            <w:color w:val="0000EE"/>
-            <w:u w:val="single"/>
-          </w:rPr>
-          <w:t>1Tm 4.1</w:t>
-        </w:r>
-      </w:hyperlink>
+      <w:r>
+        <w:rPr>
+          <w:lang w:val="pt_PT" w:bidi="pt_PT"/>
+        </w:rPr>
+        <w:t>1Tm 4.1</w:t>
+      </w:r>
       <w:r>
         <w:rPr>
           <w:lang w:val="pt_PT" w:bidi="pt_PT"/>
         </w:rPr>
         <w:t xml:space="preserve">; </w:t>
       </w:r>
-      <w:hyperlink r:id="rId23">
-        <w:r>
-          <w:rPr>
-            <w:lang w:val="pt_PT" w:bidi="pt_PT"/>
-          </w:rPr>
-          <w:rPr>
-            <w:color w:val="0000EE"/>
-            <w:u w:val="single"/>
-          </w:rPr>
-          <w:t>6.20–21</w:t>
-        </w:r>
-      </w:hyperlink>
+      <w:r>
+        <w:rPr>
+          <w:lang w:val="pt_PT" w:bidi="pt_PT"/>
+        </w:rPr>
+        <w:t>6.20–21</w:t>
+      </w:r>
       <w:r>
         <w:rPr>
           <w:lang w:val="pt_PT" w:bidi="pt_PT"/>
         </w:rPr>
         <w:t>). Pedro escreveu sua segunda carta para combater falsos mestres (</w:t>
       </w:r>
-      <w:hyperlink r:id="rId24">
-        <w:r>
-          <w:rPr>
-            <w:lang w:val="pt_PT" w:bidi="pt_PT"/>
-          </w:rPr>
-          <w:rPr>
-            <w:color w:val="0000EE"/>
-            <w:u w:val="single"/>
-          </w:rPr>
-          <w:t>2Pe 2.1–22</w:t>
-        </w:r>
-      </w:hyperlink>
+      <w:r>
+        <w:rPr>
+          <w:lang w:val="pt_PT" w:bidi="pt_PT"/>
+        </w:rPr>
+        <w:t>2Pe 2.1–22</w:t>
+      </w:r>
       <w:r>
         <w:rPr>
           <w:lang w:val="pt_PT" w:bidi="pt_PT"/>
         </w:rPr>
         <w:t>), e Judas escreveu sua carta pelo mesmo motivo (</w:t>
       </w:r>
-      <w:hyperlink r:id="rId25">
-        <w:r>
-          <w:rPr>
-            <w:lang w:val="pt_PT" w:bidi="pt_PT"/>
-          </w:rPr>
-          <w:rPr>
-            <w:color w:val="0000EE"/>
-            <w:u w:val="single"/>
-          </w:rPr>
-          <w:t>Jd 1.3–4</w:t>
-        </w:r>
-      </w:hyperlink>
+      <w:r>
+        <w:rPr>
+          <w:lang w:val="pt_PT" w:bidi="pt_PT"/>
+        </w:rPr>
+        <w:t>Jd 1.3–4</w:t>
+      </w:r>
       <w:r>
         <w:rPr>
           <w:lang w:val="pt_PT" w:bidi="pt_PT"/>
